--- a/docs/demo-industrial-fmi/deliverables/Jneopallium-Industrial-LoopGuardian-Deployment-Guide-EN.docx
+++ b/docs/demo-industrial-fmi/deliverables/Jneopallium-Industrial-LoopGuardian-Deployment-Guide-EN.docx
@@ -4532,7 +4532,7 @@
                 <w:color w:val="102A54"/>
                 <w:sz w:val="18"/>
               </w:rPr>
-              <w:t>1000</w:t>
+              <w:t>1</w:t>
             </w:r>
             <w:r>
               <w:rPr>
@@ -4541,7 +4541,7 @@
                 <w:color w:val="141B2E"/>
                 <w:sz w:val="19"/>
               </w:rPr>
-              <w:t xml:space="preserve"> ms (one advisory tick per second)</w:t>
+              <w:t xml:space="preserve"> ms (one advisory tick per millisecond)</w:t>
             </w:r>
           </w:p>
         </w:tc>
@@ -5008,7 +5008,7 @@
                 <w:color w:val="102A54"/>
                 <w:sz w:val="19"/>
               </w:rPr>
-              <w:t>runoncein=1000</w:t>
+              <w:t>runoncein=1</w:t>
             </w:r>
             <w:r>
               <w:rPr>
@@ -5017,7 +5017,7 @@
                 <w:color w:val="141B2E"/>
                 <w:sz w:val="20"/>
               </w:rPr>
-              <w:t xml:space="preserve"> paces it to one advisory tick per second, before the per-signal frequency map fans fast and slow signals out at their own cadences.</w:t>
+              <w:t xml:space="preserve"> paces it to one advisory tick per millisecond, before the per-signal frequency map fans fast and slow signals out at their own cadences.</w:t>
             </w:r>
           </w:p>
         </w:tc>
@@ -5071,7 +5071,41 @@
           <w:color w:val="141B2E"/>
           <w:sz w:val="21"/>
         </w:rPr>
-        <w:t xml:space="preserve">Batch replay uses the deterministic FMI traces. For production, plug in a site-specific </w:t>
+        <w:t xml:space="preserve">Local Entry replay uses the bundled </w:t>
+      </w:r>
+      <w:r>
+        <w:rPr>
+          <w:rFonts w:ascii="Consolas" w:hAnsi="Consolas"/>
+          <w:color w:val="102A54"/>
+          <w:sz w:val="20"/>
+        </w:rPr>
+        <w:t>IndustrialLoopGuardianReplayInput</w:t>
+      </w:r>
+      <w:r>
+        <w:rPr>
+          <w:rFonts w:ascii="Calibri" w:hAnsi="Calibri"/>
+          <w:i w:val="0"/>
+          <w:color w:val="141B2E"/>
+          <w:sz w:val="21"/>
+        </w:rPr>
+        <w:t xml:space="preserve"> (started by the </w:t>
+      </w:r>
+      <w:r>
+        <w:rPr>
+          <w:rFonts w:ascii="Consolas" w:hAnsi="Consolas"/>
+          <w:color w:val="102A54"/>
+          <w:sz w:val="20"/>
+        </w:rPr>
+        <w:t>IndustrialLoopGuardianEntryLauncher</w:t>
+      </w:r>
+      <w:r>
+        <w:rPr>
+          <w:rFonts w:ascii="Calibri" w:hAnsi="Calibri"/>
+          <w:i w:val="0"/>
+          <w:color w:val="141B2E"/>
+          <w:sz w:val="21"/>
+        </w:rPr>
+        <w:t xml:space="preserve">). For production, plug in a site-specific </w:t>
       </w:r>
       <w:r>
         <w:rPr>
@@ -5088,7 +5122,26 @@
           <w:color w:val="141B2E"/>
           <w:sz w:val="21"/>
         </w:rPr>
-        <w:t xml:space="preserve"> that converts your Kafka, OPC UA, or MQTT records into typed industrial signals while preserving event time. Recommended Kafka topic groups:</w:t>
+        <w:t xml:space="preserve">, or one of the shipped bridge inputs — </w:t>
+      </w:r>
+      <w:r>
+        <w:rPr>
+          <w:rFonts w:ascii="Calibri" w:hAnsi="Calibri"/>
+          <w:b/>
+          <w:i w:val="0"/>
+          <w:color w:val="141B2E"/>
+          <w:sz w:val="21"/>
+        </w:rPr>
+        <w:t>OPC UA, MQTT, FMI, and PLC4X</w:t>
+      </w:r>
+      <w:r>
+        <w:rPr>
+          <w:rFonts w:ascii="Calibri" w:hAnsi="Calibri"/>
+          <w:i w:val="0"/>
+          <w:color w:val="141B2E"/>
+          <w:sz w:val="21"/>
+        </w:rPr>
+        <w:t xml:space="preserve"> measurement/event inputs — that convert your records into typed industrial signals while preserving event time. Recommended Kafka topic groups:</w:t>
       </w:r>
     </w:p>
     <w:tbl>
@@ -5453,6 +5506,69 @@
           </w:p>
         </w:tc>
       </w:tr>
+      <w:tr>
+        <w:tc>
+          <w:tcPr>
+            <w:tcW w:type="dxa" w:w="4608"/>
+            <w:shd w:val="clear" w:color="auto" w:fill="FFFFFF"/>
+            <w:tcMar>
+              <w:top w:w="60" w:type="dxa"/>
+              <w:bottom w:w="60" w:type="dxa"/>
+              <w:start w:w="110" w:type="dxa"/>
+              <w:end w:w="110" w:type="dxa"/>
+            </w:tcMar>
+            <w:vAlign w:val="center"/>
+          </w:tcPr>
+          <w:p>
+            <w:pPr>
+              <w:spacing w:after="0" w:line="252" w:lineRule="auto"/>
+            </w:pPr>
+            <w:r>
+              <w:rPr>
+                <w:rFonts w:ascii="Consolas" w:hAnsi="Consolas"/>
+                <w:color w:val="102A54"/>
+                <w:sz w:val="18"/>
+              </w:rPr>
+              <w:t>plant.condition.waveforms</w:t>
+            </w:r>
+          </w:p>
+        </w:tc>
+        <w:tc>
+          <w:tcPr>
+            <w:tcW w:type="dxa" w:w="5184"/>
+            <w:shd w:val="clear" w:color="auto" w:fill="FFFFFF"/>
+            <w:tcMar>
+              <w:top w:w="60" w:type="dxa"/>
+              <w:bottom w:w="60" w:type="dxa"/>
+              <w:start w:w="110" w:type="dxa"/>
+              <w:end w:w="110" w:type="dxa"/>
+            </w:tcMar>
+            <w:vAlign w:val="center"/>
+          </w:tcPr>
+          <w:p>
+            <w:pPr>
+              <w:spacing w:after="0" w:line="252" w:lineRule="auto"/>
+            </w:pPr>
+            <w:r>
+              <w:rPr>
+                <w:rFonts w:ascii="Consolas" w:hAnsi="Consolas"/>
+                <w:color w:val="102A54"/>
+                <w:sz w:val="18"/>
+              </w:rPr>
+              <w:t>MachineWaveformSignal</w:t>
+            </w:r>
+            <w:r>
+              <w:rPr>
+                <w:rFonts w:ascii="Calibri" w:hAnsi="Calibri"/>
+                <w:i w:val="0"/>
+                <w:color w:val="141B2E"/>
+                <w:sz w:val="19"/>
+              </w:rPr>
+              <w:t xml:space="preserve"> (acoustic / vibration streams)</w:t>
+            </w:r>
+          </w:p>
+        </w:tc>
+      </w:tr>
     </w:tbl>
     <w:p>
       <w:pPr>
@@ -5492,7 +5608,97 @@
           <w:color w:val="141B2E"/>
           <w:sz w:val="21"/>
         </w:rPr>
-        <w:t>: fast-loop tags every loop; maintenance and energy findings every 10–60 loops. Because correlation is by event time, delayed or out-of-order telemetry still lands in the right place.</w:t>
+        <w:t>: fast-loop tags every loop; maintenance and energy findings every 10–60 loops; machine-health features and advisories on their own slower cadence. Because correlation is by event time, delayed or out-of-order telemetry still lands in the right place.</w:t>
+      </w:r>
+    </w:p>
+    <w:tbl>
+      <w:tblPr>
+        <w:tblW w:type="auto" w:w="0"/>
+        <w:jc w:val="center"/>
+        <w:tblLook w:firstColumn="1" w:firstRow="1" w:lastColumn="0" w:lastRow="0" w:noHBand="0" w:noVBand="1" w:val="04A0"/>
+        <w:tblBorders>
+          <w:top w:val="single" w:sz="4" w:space="0" w:color="EAF1F9"/>
+          <w:left w:val="single" w:sz="4" w:space="0" w:color="EAF1F9"/>
+          <w:bottom w:val="single" w:sz="4" w:space="0" w:color="EAF1F9"/>
+          <w:right w:val="single" w:sz="4" w:space="0" w:color="EAF1F9"/>
+          <w:insideH w:val="single" w:sz="4" w:space="0" w:color="EAF1F9"/>
+          <w:insideV w:val="single" w:sz="4" w:space="0" w:color="EAF1F9"/>
+        </w:tblBorders>
+      </w:tblPr>
+      <w:tblGrid>
+        <w:gridCol w:w="9173"/>
+      </w:tblGrid>
+      <w:tr>
+        <w:tc>
+          <w:tcPr>
+            <w:tcW w:type="dxa" w:w="9173"/>
+            <w:shd w:val="clear" w:color="auto" w:fill="EAF1F9"/>
+            <w:tcMar>
+              <w:top w:w="120" w:type="dxa"/>
+              <w:bottom w:w="120" w:type="dxa"/>
+              <w:start w:w="160" w:type="dxa"/>
+              <w:end w:w="160" w:type="dxa"/>
+            </w:tcMar>
+            <w:tcBorders>
+              <w:left w:val="single" w:sz="24" w:space="0" w:color="1C5D99"/>
+            </w:tcBorders>
+          </w:tcPr>
+          <w:p>
+            <w:pPr>
+              <w:spacing w:after="60"/>
+            </w:pPr>
+            <w:r>
+              <w:rPr>
+                <w:rFonts w:ascii="Calibri" w:hAnsi="Calibri"/>
+                <w:b/>
+                <w:color w:val="1C5D99"/>
+                <w:sz w:val="21"/>
+              </w:rPr>
+              <w:t>Machine-health condition-monitoring input</w:t>
+            </w:r>
+          </w:p>
+          <w:p>
+            <w:pPr>
+              <w:spacing w:after="0"/>
+            </w:pPr>
+            <w:r>
+              <w:rPr>
+                <w:rFonts w:ascii="Calibri" w:hAnsi="Calibri"/>
+                <w:i w:val="0"/>
+                <w:color w:val="141B2E"/>
+                <w:sz w:val="20"/>
+              </w:rPr>
+              <w:t xml:space="preserve">Acoustic and vibration waveforms arrive as </w:t>
+            </w:r>
+            <w:r>
+              <w:rPr>
+                <w:rFonts w:ascii="Consolas" w:hAnsi="Consolas"/>
+                <w:color w:val="102A54"/>
+                <w:sz w:val="19"/>
+              </w:rPr>
+              <w:t>MachineWaveformSignal</w:t>
+            </w:r>
+            <w:r>
+              <w:rPr>
+                <w:rFonts w:ascii="Calibri" w:hAnsi="Calibri"/>
+                <w:i w:val="0"/>
+                <w:color w:val="141B2E"/>
+                <w:sz w:val="20"/>
+              </w:rPr>
+              <w:t>; the Java machine-health runtime extracts features, scores operating regime and domain shift, forms fault hypotheses, and emits an advisory — all read-only. Feed it from the same OPC UA / MQTT / FMI / PLC4X bridges, or a dedicated high-rate sensor stream.</w:t>
+            </w:r>
+          </w:p>
+        </w:tc>
+      </w:tr>
+    </w:tbl>
+    <w:p>
+      <w:pPr>
+        <w:spacing w:after="0" w:before="0"/>
+      </w:pPr>
+      <w:r>
+        <w:rPr>
+          <w:sz w:val="12"/>
+        </w:rPr>
       </w:r>
     </w:p>
     <w:p>
@@ -5826,6 +6032,250 @@
           <w:color w:val="141B2E"/>
           <w:sz w:val="21"/>
         </w:rPr>
+        <w:t xml:space="preserve">The machine-health subsystem emits a parallel </w:t>
+      </w:r>
+      <w:r>
+        <w:rPr>
+          <w:rFonts w:ascii="Calibri" w:hAnsi="Calibri"/>
+          <w:b/>
+          <w:i w:val="0"/>
+          <w:color w:val="141B2E"/>
+          <w:sz w:val="21"/>
+        </w:rPr>
+        <w:t>`MachineHealthAdvisorySignal`</w:t>
+      </w:r>
+      <w:r>
+        <w:rPr>
+          <w:rFonts w:ascii="Calibri" w:hAnsi="Calibri"/>
+          <w:i w:val="0"/>
+          <w:color w:val="141B2E"/>
+          <w:sz w:val="21"/>
+        </w:rPr>
+        <w:t xml:space="preserve"> with its own calibrated, uncertainty-aware shape — also advisory-only:</w:t>
+      </w:r>
+    </w:p>
+    <w:tbl>
+      <w:tblPr>
+        <w:tblW w:type="auto" w:w="0"/>
+        <w:jc w:val="center"/>
+        <w:tblLook w:firstColumn="1" w:firstRow="1" w:lastColumn="0" w:lastRow="0" w:noHBand="0" w:noVBand="1" w:val="04A0"/>
+        <w:tblBorders>
+          <w:top w:val="none"/>
+          <w:left w:val="none"/>
+          <w:bottom w:val="none"/>
+          <w:right w:val="none"/>
+          <w:insideH w:val="none"/>
+          <w:insideV w:val="none"/>
+        </w:tblBorders>
+      </w:tblPr>
+      <w:tblGrid>
+        <w:gridCol w:w="9173"/>
+      </w:tblGrid>
+      <w:tr>
+        <w:tc>
+          <w:tcPr>
+            <w:tcW w:type="dxa" w:w="9173"/>
+            <w:shd w:val="clear" w:color="auto" w:fill="0E1A2B"/>
+            <w:tcMar>
+              <w:top w:w="90" w:type="dxa"/>
+              <w:bottom w:w="90" w:type="dxa"/>
+              <w:start w:w="140" w:type="dxa"/>
+              <w:end w:w="140" w:type="dxa"/>
+            </w:tcMar>
+          </w:tcPr>
+          <w:p>
+            <w:pPr>
+              <w:spacing w:after="0" w:line="254" w:lineRule="auto"/>
+            </w:pPr>
+            <w:r>
+              <w:rPr>
+                <w:rFonts w:ascii="Consolas" w:hAnsi="Consolas"/>
+                <w:color w:val="D6E7C8"/>
+                <w:sz w:val="18"/>
+              </w:rPr>
+              <w:t>{</w:t>
+            </w:r>
+          </w:p>
+          <w:p>
+            <w:pPr>
+              <w:spacing w:after="0" w:line="254" w:lineRule="auto"/>
+            </w:pPr>
+            <w:r>
+              <w:rPr>
+                <w:rFonts w:ascii="Consolas" w:hAnsi="Consolas"/>
+                <w:color w:val="D6E7C8"/>
+                <w:sz w:val="18"/>
+              </w:rPr>
+              <w:t xml:space="preserve">  "asset": "P-101",</w:t>
+            </w:r>
+          </w:p>
+          <w:p>
+            <w:pPr>
+              <w:spacing w:after="0" w:line="254" w:lineRule="auto"/>
+            </w:pPr>
+            <w:r>
+              <w:rPr>
+                <w:rFonts w:ascii="Consolas" w:hAnsi="Consolas"/>
+                <w:color w:val="D6E7C8"/>
+                <w:sz w:val="18"/>
+              </w:rPr>
+              <w:t xml:space="preserve">  "healthScore": 0.62,</w:t>
+            </w:r>
+          </w:p>
+          <w:p>
+            <w:pPr>
+              <w:spacing w:after="0" w:line="254" w:lineRule="auto"/>
+            </w:pPr>
+            <w:r>
+              <w:rPr>
+                <w:rFonts w:ascii="Consolas" w:hAnsi="Consolas"/>
+                <w:color w:val="D6E7C8"/>
+                <w:sz w:val="18"/>
+              </w:rPr>
+              <w:t xml:space="preserve">  "anomalyProbability": 0.71,</w:t>
+            </w:r>
+          </w:p>
+          <w:p>
+            <w:pPr>
+              <w:spacing w:after="0" w:line="254" w:lineRule="auto"/>
+            </w:pPr>
+            <w:r>
+              <w:rPr>
+                <w:rFonts w:ascii="Consolas" w:hAnsi="Consolas"/>
+                <w:color w:val="D6E7C8"/>
+                <w:sz w:val="18"/>
+              </w:rPr>
+              <w:t xml:space="preserve">  "faultProbabilities": { "bearingDamage": 0.66, "cavitation": 0.21,</w:t>
+            </w:r>
+          </w:p>
+          <w:p>
+            <w:pPr>
+              <w:spacing w:after="0" w:line="254" w:lineRule="auto"/>
+            </w:pPr>
+            <w:r>
+              <w:rPr>
+                <w:rFonts w:ascii="Consolas" w:hAnsi="Consolas"/>
+                <w:color w:val="D6E7C8"/>
+                <w:sz w:val="18"/>
+              </w:rPr>
+              <w:t xml:space="preserve">                          "imbalance": 0.08, "sensorFault": 0.05 },</w:t>
+            </w:r>
+          </w:p>
+          <w:p>
+            <w:pPr>
+              <w:spacing w:after="0" w:line="254" w:lineRule="auto"/>
+            </w:pPr>
+            <w:r>
+              <w:rPr>
+                <w:rFonts w:ascii="Consolas" w:hAnsi="Consolas"/>
+                <w:color w:val="D6E7C8"/>
+                <w:sz w:val="18"/>
+              </w:rPr>
+              <w:t xml:space="preserve">  "unknownAnomalyProbability": 0.12,</w:t>
+            </w:r>
+          </w:p>
+          <w:p>
+            <w:pPr>
+              <w:spacing w:after="0" w:line="254" w:lineRule="auto"/>
+            </w:pPr>
+            <w:r>
+              <w:rPr>
+                <w:rFonts w:ascii="Consolas" w:hAnsi="Consolas"/>
+                <w:color w:val="D6E7C8"/>
+                <w:sz w:val="18"/>
+              </w:rPr>
+              <w:t xml:space="preserve">  "domainShiftScore": 0.18,</w:t>
+            </w:r>
+          </w:p>
+          <w:p>
+            <w:pPr>
+              <w:spacing w:after="0" w:line="254" w:lineRule="auto"/>
+            </w:pPr>
+            <w:r>
+              <w:rPr>
+                <w:rFonts w:ascii="Consolas" w:hAnsi="Consolas"/>
+                <w:color w:val="D6E7C8"/>
+                <w:sz w:val="18"/>
+              </w:rPr>
+              <w:t xml:space="preserve">  "uncertainty": 0.24,</w:t>
+            </w:r>
+          </w:p>
+          <w:p>
+            <w:pPr>
+              <w:spacing w:after="0" w:line="254" w:lineRule="auto"/>
+            </w:pPr>
+            <w:r>
+              <w:rPr>
+                <w:rFonts w:ascii="Consolas" w:hAnsi="Consolas"/>
+                <w:color w:val="D6E7C8"/>
+                <w:sz w:val="18"/>
+              </w:rPr>
+              <w:t xml:space="preserve">  "evidence": { "neuron": "MachineHealthCorrelationNeuron",</w:t>
+            </w:r>
+          </w:p>
+          <w:p>
+            <w:pPr>
+              <w:spacing w:after="0" w:line="254" w:lineRule="auto"/>
+            </w:pPr>
+            <w:r>
+              <w:rPr>
+                <w:rFonts w:ascii="Consolas" w:hAnsi="Consolas"/>
+                <w:color w:val="D6E7C8"/>
+                <w:sz w:val="18"/>
+              </w:rPr>
+              <w:t xml:space="preserve">                "acousticRms": 0.41, "vibrationEnvelopeEnergy": 0.58 },</w:t>
+            </w:r>
+          </w:p>
+          <w:p>
+            <w:pPr>
+              <w:spacing w:after="0" w:line="254" w:lineRule="auto"/>
+            </w:pPr>
+            <w:r>
+              <w:rPr>
+                <w:rFonts w:ascii="Consolas" w:hAnsi="Consolas"/>
+                <w:color w:val="D6E7C8"/>
+                <w:sz w:val="18"/>
+              </w:rPr>
+              <w:t xml:space="preserve">  "autonomousAction": false</w:t>
+            </w:r>
+          </w:p>
+          <w:p>
+            <w:pPr>
+              <w:spacing w:after="0" w:line="254" w:lineRule="auto"/>
+            </w:pPr>
+            <w:r>
+              <w:rPr>
+                <w:rFonts w:ascii="Consolas" w:hAnsi="Consolas"/>
+                <w:color w:val="D6E7C8"/>
+                <w:sz w:val="18"/>
+              </w:rPr>
+              <w:t>}</w:t>
+            </w:r>
+          </w:p>
+        </w:tc>
+      </w:tr>
+    </w:tbl>
+    <w:p>
+      <w:pPr>
+        <w:spacing w:after="0" w:before="0"/>
+      </w:pPr>
+      <w:r>
+        <w:rPr>
+          <w:sz w:val="8"/>
+        </w:rPr>
+      </w:r>
+    </w:p>
+    <w:p>
+      <w:pPr>
+        <w:spacing w:after="120"/>
+      </w:pPr>
+      <w:r>
+        <w:rPr>
+          <w:rFonts w:ascii="Calibri" w:hAnsi="Calibri"/>
+          <w:i w:val="0"/>
+          <w:color w:val="141B2E"/>
+          <w:sz w:val="21"/>
+        </w:rPr>
         <w:t xml:space="preserve">For production, forward this JSONL to your SIEM, a Kafka topic, a CMMS, or a webhook. Then launch the worker (use </w:t>
       </w:r>
       <w:r>
@@ -6100,6 +6550,49 @@
           <w:sz w:val="21"/>
         </w:rPr>
         <w:t xml:space="preserve"> is telemetry and advisory only — the bridge structurally rejects AUTONOMOUS.</w:t>
+      </w:r>
+    </w:p>
+    <w:p>
+      <w:pPr>
+        <w:pStyle w:val="ListBullet"/>
+        <w:spacing w:after="60" w:line="269" w:lineRule="auto"/>
+        <w:ind w:left="403"/>
+      </w:pPr>
+      <w:r>
+        <w:rPr>
+          <w:rFonts w:ascii="Calibri" w:hAnsi="Calibri"/>
+          <w:b/>
+          <w:i w:val="0"/>
+          <w:color w:val="141B2E"/>
+          <w:sz w:val="21"/>
+        </w:rPr>
+        <w:t>Machine-health</w:t>
+      </w:r>
+      <w:r>
+        <w:rPr>
+          <w:rFonts w:ascii="Calibri" w:hAnsi="Calibri"/>
+          <w:i w:val="0"/>
+          <w:color w:val="141B2E"/>
+          <w:sz w:val="21"/>
+        </w:rPr>
+        <w:t xml:space="preserve"> is read-only: the </w:t>
+      </w:r>
+      <w:r>
+        <w:rPr>
+          <w:rFonts w:ascii="Consolas" w:hAnsi="Consolas"/>
+          <w:color w:val="102A54"/>
+          <w:sz w:val="20"/>
+        </w:rPr>
+        <w:t>MachineHealthAdvisorySignal</w:t>
+      </w:r>
+      <w:r>
+        <w:rPr>
+          <w:rFonts w:ascii="Calibri" w:hAnsi="Calibri"/>
+          <w:i w:val="0"/>
+          <w:color w:val="141B2E"/>
+          <w:sz w:val="21"/>
+        </w:rPr>
+        <w:t xml:space="preserve"> never writes an actuator command; the interlocks, safety gate, and operator override stay authoritative over it too.</w:t>
       </w:r>
     </w:p>
     <w:tbl>
@@ -7594,7 +8087,7 @@
                 <w:color w:val="D6E7C8"/>
                 <w:sz w:val="18"/>
               </w:rPr>
-              <w:t>configuration.runoncein         = 1000</w:t>
+              <w:t>configuration.runoncein         = 1</w:t>
             </w:r>
           </w:p>
           <w:p>
